--- a/resumes/MattPalazzo.docx
+++ b/resumes/MattPalazzo.docx
@@ -6,287 +6,608 @@
       <w:pPr>
         <w:jc w:val="center"/>
         <w:rPr>
-          <w:sz w:val="40"/>
-          <w:szCs w:val="40"/>
+          <w:rFonts w:ascii="Times New Roman" w:hAnsi="Times New Roman" w:cs="Times New Roman"/>
+          <w:sz w:val="28"/>
+          <w:szCs w:val="28"/>
           <w:u w:val="single"/>
         </w:rPr>
       </w:pPr>
+      <w:r>
+        <w:rPr>
+          <w:rFonts w:ascii="Times New Roman" w:hAnsi="Times New Roman" w:cs="Times New Roman"/>
+          <w:sz w:val="28"/>
+          <w:szCs w:val="28"/>
+          <w:u w:val="single"/>
+        </w:rPr>
+        <w:t>Matt Palazzo</w:t>
+      </w:r>
+    </w:p>
+    <w:p>
+      <w:pPr>
+        <w:jc w:val="center"/>
+        <w:rPr>
+          <w:rFonts w:ascii="Times New Roman" w:hAnsi="Times New Roman" w:cs="Times New Roman"/>
+          <w:sz w:val="28"/>
+          <w:szCs w:val="28"/>
+        </w:rPr>
+      </w:pPr>
+      <w:r>
+        <w:rPr>
+          <w:rFonts w:ascii="Times New Roman" w:hAnsi="Times New Roman" w:cs="Times New Roman"/>
+          <w:sz w:val="28"/>
+          <w:szCs w:val="28"/>
+        </w:rPr>
+        <w:t>USA Player of the Year x 2</w:t>
+      </w:r>
+    </w:p>
+    <w:p>
+      <w:pPr>
+        <w:jc w:val="center"/>
+        <w:rPr>
+          <w:rFonts w:ascii="Times New Roman" w:hAnsi="Times New Roman" w:cs="Times New Roman"/>
+          <w:sz w:val="28"/>
+          <w:szCs w:val="28"/>
+        </w:rPr>
+      </w:pPr>
+      <w:r>
+        <w:rPr>
+          <w:rFonts w:ascii="Times New Roman" w:hAnsi="Times New Roman" w:cs="Times New Roman"/>
+          <w:sz w:val="28"/>
+          <w:szCs w:val="28"/>
+        </w:rPr>
+        <w:t>ASA All American – 10 x</w:t>
+      </w:r>
+    </w:p>
+    <w:p>
+      <w:pPr>
+        <w:jc w:val="center"/>
+        <w:rPr>
+          <w:rFonts w:ascii="Times New Roman" w:hAnsi="Times New Roman" w:cs="Times New Roman"/>
+          <w:sz w:val="28"/>
+          <w:szCs w:val="28"/>
+        </w:rPr>
+      </w:pPr>
+      <w:r>
+        <w:rPr>
+          <w:rFonts w:ascii="Times New Roman" w:hAnsi="Times New Roman" w:cs="Times New Roman"/>
+          <w:sz w:val="28"/>
+          <w:szCs w:val="28"/>
+        </w:rPr>
+        <w:t>ISC All World – 4 x</w:t>
+      </w:r>
+    </w:p>
+    <w:p>
+      <w:pPr>
+        <w:jc w:val="center"/>
+        <w:rPr>
+          <w:rFonts w:ascii="Times New Roman" w:hAnsi="Times New Roman" w:cs="Times New Roman"/>
+          <w:sz w:val="28"/>
+          <w:szCs w:val="28"/>
+        </w:rPr>
+      </w:pPr>
+      <w:r>
+        <w:rPr>
+          <w:rFonts w:ascii="Times New Roman" w:hAnsi="Times New Roman" w:cs="Times New Roman"/>
+          <w:sz w:val="28"/>
+          <w:szCs w:val="28"/>
+        </w:rPr>
+        <w:t xml:space="preserve">Des Moines City </w:t>
+      </w:r>
       <w:bookmarkStart w:id="0" w:name="_GoBack"/>
       <w:bookmarkEnd w:id="0"/>
       <w:r>
         <w:rPr>
-          <w:sz w:val="40"/>
-          <w:szCs w:val="40"/>
+          <w:rFonts w:ascii="Times New Roman" w:hAnsi="Times New Roman" w:cs="Times New Roman"/>
+          <w:sz w:val="28"/>
+          <w:szCs w:val="28"/>
+        </w:rPr>
+        <w:t>Championships x 12</w:t>
+      </w:r>
+    </w:p>
+    <w:p>
+      <w:pPr>
+        <w:jc w:val="center"/>
+        <w:rPr>
+          <w:rFonts w:ascii="Times New Roman" w:hAnsi="Times New Roman" w:cs="Times New Roman"/>
+          <w:sz w:val="28"/>
+          <w:szCs w:val="28"/>
+        </w:rPr>
+      </w:pPr>
+      <w:r>
+        <w:rPr>
+          <w:rFonts w:ascii="Times New Roman" w:hAnsi="Times New Roman" w:cs="Times New Roman"/>
+          <w:sz w:val="28"/>
+          <w:szCs w:val="28"/>
+        </w:rPr>
+        <w:t>State Championships x 10 (All tournament every year)</w:t>
+      </w:r>
+    </w:p>
+    <w:p>
+      <w:pPr>
+        <w:rPr>
+          <w:rFonts w:ascii="Times New Roman" w:hAnsi="Times New Roman" w:cs="Times New Roman"/>
+          <w:sz w:val="28"/>
+          <w:szCs w:val="28"/>
+        </w:rPr>
+      </w:pPr>
+    </w:p>
+    <w:p>
+      <w:pPr>
+        <w:rPr>
+          <w:rFonts w:ascii="Times New Roman" w:hAnsi="Times New Roman" w:cs="Times New Roman"/>
+          <w:color w:val="FF0000"/>
+          <w:sz w:val="28"/>
+          <w:szCs w:val="28"/>
+        </w:rPr>
+      </w:pPr>
+      <w:r>
+        <w:rPr>
+          <w:rFonts w:ascii="Times New Roman" w:hAnsi="Times New Roman" w:cs="Times New Roman"/>
+          <w:color w:val="FF0000"/>
+          <w:sz w:val="28"/>
+          <w:szCs w:val="28"/>
           <w:u w:val="single"/>
         </w:rPr>
-        <w:t>Matt Palazzo</w:t>
-      </w:r>
-    </w:p>
-    <w:p>
-      <w:pPr>
-        <w:jc w:val="center"/>
-        <w:rPr>
-          <w:sz w:val="24"/>
-          <w:szCs w:val="24"/>
-        </w:rPr>
-      </w:pPr>
-      <w:r>
-        <w:rPr>
-          <w:sz w:val="24"/>
-          <w:szCs w:val="24"/>
-        </w:rPr>
-        <w:t>USA Player of the Year x 2</w:t>
-      </w:r>
-    </w:p>
-    <w:p>
-      <w:pPr>
-        <w:jc w:val="center"/>
-        <w:rPr>
-          <w:sz w:val="24"/>
-          <w:szCs w:val="24"/>
-        </w:rPr>
-      </w:pPr>
-      <w:r>
-        <w:rPr>
-          <w:sz w:val="24"/>
-          <w:szCs w:val="24"/>
-        </w:rPr>
-        <w:t>ASA All American – 10 x</w:t>
-      </w:r>
-    </w:p>
-    <w:p>
-      <w:pPr>
-        <w:jc w:val="center"/>
-        <w:rPr>
-          <w:sz w:val="24"/>
-          <w:szCs w:val="24"/>
-        </w:rPr>
-      </w:pPr>
-      <w:r>
-        <w:rPr>
-          <w:sz w:val="24"/>
-          <w:szCs w:val="24"/>
-        </w:rPr>
-        <w:t>ISC All World – 4 x</w:t>
-      </w:r>
-    </w:p>
-    <w:p>
-      <w:pPr>
-        <w:jc w:val="center"/>
-        <w:rPr>
-          <w:sz w:val="24"/>
-          <w:szCs w:val="24"/>
-        </w:rPr>
-      </w:pPr>
-      <w:r>
-        <w:rPr>
-          <w:sz w:val="24"/>
-          <w:szCs w:val="24"/>
-        </w:rPr>
-        <w:t>Des Moines City Championships x 12</w:t>
-      </w:r>
-    </w:p>
-    <w:p>
-      <w:pPr>
-        <w:jc w:val="center"/>
-        <w:rPr>
-          <w:sz w:val="24"/>
-          <w:szCs w:val="24"/>
-        </w:rPr>
-      </w:pPr>
-      <w:r>
-        <w:rPr>
-          <w:sz w:val="24"/>
-          <w:szCs w:val="24"/>
-        </w:rPr>
-        <w:t>State Championships x 10 (All tournament every year)</w:t>
-      </w:r>
-    </w:p>
-    <w:p/>
-    <w:p>
-      <w:pPr>
-        <w:rPr>
+        <w:t xml:space="preserve">ISC and ASA </w:t>
+      </w:r>
+      <w:r>
+        <w:rPr>
+          <w:rFonts w:ascii="Times New Roman" w:hAnsi="Times New Roman" w:cs="Times New Roman"/>
           <w:color w:val="FF0000"/>
-        </w:rPr>
-      </w:pPr>
-      <w:r>
-        <w:rPr>
+          <w:sz w:val="28"/>
+          <w:szCs w:val="28"/>
+        </w:rPr>
+        <w:tab/>
+      </w:r>
+      <w:r>
+        <w:rPr>
+          <w:rFonts w:ascii="Times New Roman" w:hAnsi="Times New Roman" w:cs="Times New Roman"/>
           <w:color w:val="FF0000"/>
+          <w:sz w:val="28"/>
+          <w:szCs w:val="28"/>
+        </w:rPr>
+        <w:tab/>
+      </w:r>
+      <w:r>
+        <w:rPr>
+          <w:rFonts w:ascii="Times New Roman" w:hAnsi="Times New Roman" w:cs="Times New Roman"/>
+          <w:color w:val="FF0000"/>
+          <w:sz w:val="28"/>
+          <w:szCs w:val="28"/>
+        </w:rPr>
+        <w:tab/>
+      </w:r>
+      <w:r>
+        <w:rPr>
+          <w:rFonts w:ascii="Times New Roman" w:hAnsi="Times New Roman" w:cs="Times New Roman"/>
+          <w:color w:val="FF0000"/>
+          <w:sz w:val="28"/>
+          <w:szCs w:val="28"/>
+        </w:rPr>
+        <w:tab/>
+      </w:r>
+      <w:r>
+        <w:rPr>
+          <w:rFonts w:ascii="Times New Roman" w:hAnsi="Times New Roman" w:cs="Times New Roman"/>
+          <w:color w:val="FF0000"/>
+          <w:sz w:val="28"/>
+          <w:szCs w:val="28"/>
+        </w:rPr>
+        <w:tab/>
+      </w:r>
+      <w:r>
+        <w:rPr>
+          <w:rFonts w:ascii="Times New Roman" w:hAnsi="Times New Roman" w:cs="Times New Roman"/>
+          <w:color w:val="FF0000"/>
+          <w:sz w:val="28"/>
+          <w:szCs w:val="28"/>
+        </w:rPr>
+        <w:tab/>
+      </w:r>
+      <w:r>
+        <w:rPr>
+          <w:rFonts w:ascii="Times New Roman" w:hAnsi="Times New Roman" w:cs="Times New Roman"/>
+          <w:color w:val="FF0000"/>
+          <w:sz w:val="28"/>
+          <w:szCs w:val="28"/>
           <w:u w:val="single"/>
         </w:rPr>
-        <w:t xml:space="preserve">ISC and ASA </w:t>
-      </w:r>
-      <w:r>
-        <w:rPr>
+        <w:t>Team USA</w:t>
+      </w:r>
+      <w:r>
+        <w:rPr>
+          <w:rFonts w:ascii="Times New Roman" w:hAnsi="Times New Roman" w:cs="Times New Roman"/>
           <w:color w:val="FF0000"/>
+          <w:sz w:val="28"/>
+          <w:szCs w:val="28"/>
+        </w:rPr>
+        <w:t xml:space="preserve"> </w:t>
+      </w:r>
+    </w:p>
+    <w:p>
+      <w:pPr>
+        <w:rPr>
+          <w:rFonts w:ascii="Times New Roman" w:hAnsi="Times New Roman" w:cs="Times New Roman"/>
+          <w:sz w:val="28"/>
+          <w:szCs w:val="28"/>
+        </w:rPr>
+      </w:pPr>
+      <w:r>
+        <w:rPr>
+          <w:rFonts w:ascii="Times New Roman" w:hAnsi="Times New Roman" w:cs="Times New Roman"/>
+          <w:sz w:val="28"/>
+          <w:szCs w:val="28"/>
+        </w:rPr>
+        <w:t>2004 – Winterset A’s</w:t>
+      </w:r>
+      <w:r>
+        <w:rPr>
+          <w:rFonts w:ascii="Times New Roman" w:hAnsi="Times New Roman" w:cs="Times New Roman"/>
+          <w:sz w:val="28"/>
+          <w:szCs w:val="28"/>
         </w:rPr>
         <w:tab/>
       </w:r>
       <w:r>
         <w:rPr>
-          <w:color w:val="FF0000"/>
+          <w:rFonts w:ascii="Times New Roman" w:hAnsi="Times New Roman" w:cs="Times New Roman"/>
+          <w:sz w:val="28"/>
+          <w:szCs w:val="28"/>
         </w:rPr>
         <w:tab/>
       </w:r>
       <w:r>
         <w:rPr>
-          <w:color w:val="FF0000"/>
+          <w:rFonts w:ascii="Times New Roman" w:hAnsi="Times New Roman" w:cs="Times New Roman"/>
+          <w:sz w:val="28"/>
+          <w:szCs w:val="28"/>
         </w:rPr>
         <w:tab/>
       </w:r>
       <w:r>
         <w:rPr>
-          <w:color w:val="FF0000"/>
+          <w:rFonts w:ascii="Times New Roman" w:hAnsi="Times New Roman" w:cs="Times New Roman"/>
+          <w:sz w:val="28"/>
+          <w:szCs w:val="28"/>
         </w:rPr>
         <w:tab/>
       </w:r>
       <w:r>
         <w:rPr>
-          <w:color w:val="FF0000"/>
+          <w:rFonts w:ascii="Times New Roman" w:hAnsi="Times New Roman" w:cs="Times New Roman"/>
+          <w:sz w:val="28"/>
+          <w:szCs w:val="28"/>
         </w:rPr>
         <w:tab/>
       </w:r>
       <w:r>
         <w:rPr>
-          <w:color w:val="FF0000"/>
-        </w:rPr>
-        <w:tab/>
-      </w:r>
-      <w:r>
-        <w:rPr>
-          <w:color w:val="FF0000"/>
-          <w:u w:val="single"/>
-        </w:rPr>
-        <w:t>Team USA</w:t>
-      </w:r>
-      <w:r>
-        <w:rPr>
-          <w:color w:val="FF0000"/>
-        </w:rPr>
-        <w:t xml:space="preserve"> </w:t>
-      </w:r>
-    </w:p>
-    <w:p>
-      <w:r>
-        <w:t>2004 – Winterset A’s</w:t>
-      </w:r>
-      <w:r>
-        <w:tab/>
-      </w:r>
-      <w:r>
-        <w:tab/>
-      </w:r>
-      <w:r>
-        <w:tab/>
-      </w:r>
-      <w:r>
-        <w:tab/>
-      </w:r>
-      <w:r>
-        <w:tab/>
-      </w:r>
-      <w:r>
+          <w:rFonts w:ascii="Times New Roman" w:hAnsi="Times New Roman" w:cs="Times New Roman"/>
+          <w:sz w:val="28"/>
+          <w:szCs w:val="28"/>
+        </w:rPr>
         <w:t>2006 - 2024</w:t>
       </w:r>
     </w:p>
     <w:p>
-      <w:r>
+      <w:pPr>
+        <w:rPr>
+          <w:rFonts w:ascii="Times New Roman" w:hAnsi="Times New Roman" w:cs="Times New Roman"/>
+          <w:sz w:val="28"/>
+          <w:szCs w:val="28"/>
+        </w:rPr>
+      </w:pPr>
+      <w:r>
+        <w:rPr>
+          <w:rFonts w:ascii="Times New Roman" w:hAnsi="Times New Roman" w:cs="Times New Roman"/>
+          <w:sz w:val="28"/>
+          <w:szCs w:val="28"/>
+        </w:rPr>
         <w:t>2005 – Team Iowa</w:t>
       </w:r>
     </w:p>
     <w:p>
-      <w:r>
+      <w:pPr>
+        <w:rPr>
+          <w:rFonts w:ascii="Times New Roman" w:hAnsi="Times New Roman" w:cs="Times New Roman"/>
+          <w:sz w:val="28"/>
+          <w:szCs w:val="28"/>
+        </w:rPr>
+      </w:pPr>
+      <w:r>
+        <w:rPr>
+          <w:rFonts w:ascii="Times New Roman" w:hAnsi="Times New Roman" w:cs="Times New Roman"/>
+          <w:sz w:val="28"/>
+          <w:szCs w:val="28"/>
+        </w:rPr>
         <w:t>2006 – Albaugh</w:t>
       </w:r>
     </w:p>
     <w:p>
-      <w:r>
+      <w:pPr>
+        <w:rPr>
+          <w:rFonts w:ascii="Times New Roman" w:hAnsi="Times New Roman" w:cs="Times New Roman"/>
+          <w:sz w:val="28"/>
+          <w:szCs w:val="28"/>
+        </w:rPr>
+      </w:pPr>
+      <w:r>
+        <w:rPr>
+          <w:rFonts w:ascii="Times New Roman" w:hAnsi="Times New Roman" w:cs="Times New Roman"/>
+          <w:sz w:val="28"/>
+          <w:szCs w:val="28"/>
+        </w:rPr>
         <w:t>2007 – Albaugh</w:t>
       </w:r>
     </w:p>
     <w:p>
-      <w:r>
+      <w:pPr>
+        <w:rPr>
+          <w:rFonts w:ascii="Times New Roman" w:hAnsi="Times New Roman" w:cs="Times New Roman"/>
+          <w:sz w:val="28"/>
+          <w:szCs w:val="28"/>
+        </w:rPr>
+      </w:pPr>
+      <w:r>
+        <w:rPr>
+          <w:rFonts w:ascii="Times New Roman" w:hAnsi="Times New Roman" w:cs="Times New Roman"/>
+          <w:sz w:val="28"/>
+          <w:szCs w:val="28"/>
+        </w:rPr>
         <w:t>2008 – Midwest Stampede</w:t>
       </w:r>
     </w:p>
     <w:p>
-      <w:r>
+      <w:pPr>
+        <w:rPr>
+          <w:rFonts w:ascii="Times New Roman" w:hAnsi="Times New Roman" w:cs="Times New Roman"/>
+          <w:sz w:val="28"/>
+          <w:szCs w:val="28"/>
+        </w:rPr>
+      </w:pPr>
+      <w:r>
+        <w:rPr>
+          <w:rFonts w:ascii="Times New Roman" w:hAnsi="Times New Roman" w:cs="Times New Roman"/>
+          <w:sz w:val="28"/>
+          <w:szCs w:val="28"/>
+        </w:rPr>
         <w:t>2009 – Midwest Stampede</w:t>
       </w:r>
     </w:p>
     <w:p>
-      <w:r>
+      <w:pPr>
+        <w:rPr>
+          <w:rFonts w:ascii="Times New Roman" w:hAnsi="Times New Roman" w:cs="Times New Roman"/>
+          <w:sz w:val="28"/>
+          <w:szCs w:val="28"/>
+        </w:rPr>
+      </w:pPr>
+      <w:r>
+        <w:rPr>
+          <w:rFonts w:ascii="Times New Roman" w:hAnsi="Times New Roman" w:cs="Times New Roman"/>
+          <w:sz w:val="28"/>
+          <w:szCs w:val="28"/>
+        </w:rPr>
         <w:t xml:space="preserve">2010 – </w:t>
       </w:r>
       <w:proofErr w:type="spellStart"/>
       <w:r>
+        <w:rPr>
+          <w:rFonts w:ascii="Times New Roman" w:hAnsi="Times New Roman" w:cs="Times New Roman"/>
+          <w:sz w:val="28"/>
+          <w:szCs w:val="28"/>
+        </w:rPr>
         <w:t>Albuagh</w:t>
       </w:r>
       <w:proofErr w:type="spellEnd"/>
     </w:p>
     <w:p>
-      <w:r>
+      <w:pPr>
+        <w:rPr>
+          <w:rFonts w:ascii="Times New Roman" w:hAnsi="Times New Roman" w:cs="Times New Roman"/>
+          <w:sz w:val="28"/>
+          <w:szCs w:val="28"/>
+        </w:rPr>
+      </w:pPr>
+      <w:r>
+        <w:rPr>
+          <w:rFonts w:ascii="Times New Roman" w:hAnsi="Times New Roman" w:cs="Times New Roman"/>
+          <w:sz w:val="28"/>
+          <w:szCs w:val="28"/>
+        </w:rPr>
         <w:t>2011 – California A’s</w:t>
       </w:r>
     </w:p>
     <w:p>
-      <w:r>
+      <w:pPr>
+        <w:rPr>
+          <w:rFonts w:ascii="Times New Roman" w:hAnsi="Times New Roman" w:cs="Times New Roman"/>
+          <w:sz w:val="28"/>
+          <w:szCs w:val="28"/>
+        </w:rPr>
+      </w:pPr>
+      <w:r>
+        <w:rPr>
+          <w:rFonts w:ascii="Times New Roman" w:hAnsi="Times New Roman" w:cs="Times New Roman"/>
+          <w:sz w:val="28"/>
+          <w:szCs w:val="28"/>
+        </w:rPr>
         <w:t>2012 – California A’s</w:t>
       </w:r>
     </w:p>
     <w:p>
-      <w:r>
+      <w:pPr>
+        <w:rPr>
+          <w:rFonts w:ascii="Times New Roman" w:hAnsi="Times New Roman" w:cs="Times New Roman"/>
+          <w:sz w:val="28"/>
+          <w:szCs w:val="28"/>
+        </w:rPr>
+      </w:pPr>
+      <w:r>
+        <w:rPr>
+          <w:rFonts w:ascii="Times New Roman" w:hAnsi="Times New Roman" w:cs="Times New Roman"/>
+          <w:sz w:val="28"/>
+          <w:szCs w:val="28"/>
+        </w:rPr>
         <w:t>2013 – California A’s</w:t>
       </w:r>
     </w:p>
     <w:p>
-      <w:r>
+      <w:pPr>
+        <w:rPr>
+          <w:rFonts w:ascii="Times New Roman" w:hAnsi="Times New Roman" w:cs="Times New Roman"/>
+          <w:sz w:val="28"/>
+          <w:szCs w:val="28"/>
+        </w:rPr>
+      </w:pPr>
+      <w:r>
+        <w:rPr>
+          <w:rFonts w:ascii="Times New Roman" w:hAnsi="Times New Roman" w:cs="Times New Roman"/>
+          <w:sz w:val="28"/>
+          <w:szCs w:val="28"/>
+        </w:rPr>
         <w:t>2014 – California A’s</w:t>
       </w:r>
     </w:p>
     <w:p>
-      <w:r>
+      <w:pPr>
+        <w:rPr>
+          <w:rFonts w:ascii="Times New Roman" w:hAnsi="Times New Roman" w:cs="Times New Roman"/>
+          <w:sz w:val="28"/>
+          <w:szCs w:val="28"/>
+        </w:rPr>
+      </w:pPr>
+      <w:r>
+        <w:rPr>
+          <w:rFonts w:ascii="Times New Roman" w:hAnsi="Times New Roman" w:cs="Times New Roman"/>
+          <w:sz w:val="28"/>
+          <w:szCs w:val="28"/>
+        </w:rPr>
         <w:t>2015 – NY Gremlins</w:t>
       </w:r>
     </w:p>
     <w:p>
-      <w:r>
+      <w:pPr>
+        <w:rPr>
+          <w:rFonts w:ascii="Times New Roman" w:hAnsi="Times New Roman" w:cs="Times New Roman"/>
+          <w:sz w:val="28"/>
+          <w:szCs w:val="28"/>
+        </w:rPr>
+      </w:pPr>
+      <w:r>
+        <w:rPr>
+          <w:rFonts w:ascii="Times New Roman" w:hAnsi="Times New Roman" w:cs="Times New Roman"/>
+          <w:sz w:val="28"/>
+          <w:szCs w:val="28"/>
+        </w:rPr>
         <w:t>2016 – NY Gremlins</w:t>
       </w:r>
     </w:p>
     <w:p>
-      <w:r>
+      <w:pPr>
+        <w:rPr>
+          <w:rFonts w:ascii="Times New Roman" w:hAnsi="Times New Roman" w:cs="Times New Roman"/>
+          <w:sz w:val="28"/>
+          <w:szCs w:val="28"/>
+        </w:rPr>
+      </w:pPr>
+      <w:r>
+        <w:rPr>
+          <w:rFonts w:ascii="Times New Roman" w:hAnsi="Times New Roman" w:cs="Times New Roman"/>
+          <w:sz w:val="28"/>
+          <w:szCs w:val="28"/>
+        </w:rPr>
         <w:t>2017 – NY Gremlins</w:t>
       </w:r>
     </w:p>
     <w:p>
-      <w:r>
+      <w:pPr>
+        <w:rPr>
+          <w:rFonts w:ascii="Times New Roman" w:hAnsi="Times New Roman" w:cs="Times New Roman"/>
+          <w:sz w:val="28"/>
+          <w:szCs w:val="28"/>
+        </w:rPr>
+      </w:pPr>
+      <w:r>
+        <w:rPr>
+          <w:rFonts w:ascii="Times New Roman" w:hAnsi="Times New Roman" w:cs="Times New Roman"/>
+          <w:sz w:val="28"/>
+          <w:szCs w:val="28"/>
+        </w:rPr>
         <w:t>2018 – NY Gremlins (Champions)</w:t>
       </w:r>
     </w:p>
     <w:p>
-      <w:r>
+      <w:pPr>
+        <w:rPr>
+          <w:rFonts w:ascii="Times New Roman" w:hAnsi="Times New Roman" w:cs="Times New Roman"/>
+          <w:sz w:val="28"/>
+          <w:szCs w:val="28"/>
+        </w:rPr>
+      </w:pPr>
+      <w:r>
+        <w:rPr>
+          <w:rFonts w:ascii="Times New Roman" w:hAnsi="Times New Roman" w:cs="Times New Roman"/>
+          <w:sz w:val="28"/>
+          <w:szCs w:val="28"/>
+        </w:rPr>
         <w:t>2019 – NY Gremlins (Champions)</w:t>
       </w:r>
     </w:p>
     <w:p>
-      <w:r>
+      <w:pPr>
+        <w:rPr>
+          <w:rFonts w:ascii="Times New Roman" w:hAnsi="Times New Roman" w:cs="Times New Roman"/>
+          <w:sz w:val="28"/>
+          <w:szCs w:val="28"/>
+        </w:rPr>
+      </w:pPr>
+      <w:r>
+        <w:rPr>
+          <w:rFonts w:ascii="Times New Roman" w:hAnsi="Times New Roman" w:cs="Times New Roman"/>
+          <w:sz w:val="28"/>
+          <w:szCs w:val="28"/>
+        </w:rPr>
         <w:t>2022 – Circle Tap Dukes</w:t>
       </w:r>
     </w:p>
     <w:p>
-      <w:r>
+      <w:pPr>
+        <w:rPr>
+          <w:rFonts w:ascii="Times New Roman" w:hAnsi="Times New Roman" w:cs="Times New Roman"/>
+          <w:sz w:val="28"/>
+          <w:szCs w:val="28"/>
+        </w:rPr>
+      </w:pPr>
+      <w:r>
+        <w:rPr>
+          <w:rFonts w:ascii="Times New Roman" w:hAnsi="Times New Roman" w:cs="Times New Roman"/>
+          <w:sz w:val="28"/>
+          <w:szCs w:val="28"/>
+        </w:rPr>
         <w:t>2023 – Circle Tap Dukes</w:t>
       </w:r>
     </w:p>
     <w:p>
-      <w:r>
+      <w:pPr>
+        <w:rPr>
+          <w:rFonts w:ascii="Times New Roman" w:hAnsi="Times New Roman" w:cs="Times New Roman"/>
+          <w:sz w:val="28"/>
+          <w:szCs w:val="28"/>
+        </w:rPr>
+      </w:pPr>
+      <w:r>
+        <w:rPr>
+          <w:rFonts w:ascii="Times New Roman" w:hAnsi="Times New Roman" w:cs="Times New Roman"/>
+          <w:sz w:val="28"/>
+          <w:szCs w:val="28"/>
+        </w:rPr>
         <w:t>2024 – Circle Tap Dukes</w:t>
       </w:r>
     </w:p>
     <w:sectPr>
       <w:pgSz w:w="12240" w:h="15840"/>
-      <w:pgMar w:top="1440" w:right="1440" w:bottom="1440" w:left="1440" w:header="720" w:footer="720" w:gutter="0"/>
+      <w:pgMar w:top="1170" w:right="1440" w:bottom="990" w:left="1440" w:header="720" w:footer="720" w:gutter="0"/>
       <w:cols w:space="720"/>
       <w:docGrid w:linePitch="360"/>
     </w:sectPr>
@@ -1505,6 +1826,15 @@
 </file>
 
 <file path=customXml/item1.xml><?xml version="1.0" encoding="utf-8"?>
+<?mso-contentType ?>
+<FormTemplates xmlns="http://schemas.microsoft.com/sharepoint/v3/contenttype/forms">
+  <Display>DocumentLibraryForm</Display>
+  <Edit>DocumentLibraryForm</Edit>
+  <New>DocumentLibraryForm</New>
+</FormTemplates>
+</file>
+
+<file path=customXml/item2.xml><?xml version="1.0" encoding="utf-8"?>
 <ct:contentTypeSchema xmlns:ct="http://schemas.microsoft.com/office/2006/metadata/contentType" xmlns:ma="http://schemas.microsoft.com/office/2006/metadata/properties/metaAttributes" ct:_="" ma:_="" ma:contentTypeName="Document" ma:contentTypeID="0x010100C31C069E7DB55D449F31EA93AEB44F67" ma:contentTypeVersion="7" ma:contentTypeDescription="Create a new document." ma:contentTypeScope="" ma:versionID="313e567053772df577833a41faacb778">
   <xsd:schema xmlns:xsd="http://www.w3.org/2001/XMLSchema" xmlns:xs="http://www.w3.org/2001/XMLSchema" xmlns:p="http://schemas.microsoft.com/office/2006/metadata/properties" xmlns:ns3="c46ec5b2-04cd-47ae-8d5f-99101fb3a5bd" xmlns:ns4="0c898317-a290-4b3a-a5a5-7c1ee039780d" targetNamespace="http://schemas.microsoft.com/office/2006/metadata/properties" ma:root="true" ma:fieldsID="8888f001553384ea509a1d3c34a13d48" ns3:_="" ns4:_="">
     <xsd:import namespace="c46ec5b2-04cd-47ae-8d5f-99101fb3a5bd"/>
@@ -1687,15 +2017,6 @@
 </ct:contentTypeSchema>
 </file>
 
-<file path=customXml/item2.xml><?xml version="1.0" encoding="utf-8"?>
-<?mso-contentType ?>
-<FormTemplates xmlns="http://schemas.microsoft.com/sharepoint/v3/contenttype/forms">
-  <Display>DocumentLibraryForm</Display>
-  <Edit>DocumentLibraryForm</Edit>
-  <New>DocumentLibraryForm</New>
-</FormTemplates>
-</file>
-
 <file path=customXml/item3.xml><?xml version="1.0" encoding="utf-8"?>
 <p:properties xmlns:p="http://schemas.microsoft.com/office/2006/metadata/properties" xmlns:xsi="http://www.w3.org/2001/XMLSchema-instance" xmlns:pc="http://schemas.microsoft.com/office/infopath/2007/PartnerControls">
   <documentManagement/>
@@ -1703,6 +2024,14 @@
 </file>
 
 <file path=customXml/itemProps1.xml><?xml version="1.0" encoding="utf-8"?>
+<ds:datastoreItem xmlns:ds="http://schemas.openxmlformats.org/officeDocument/2006/customXml" ds:itemID="{E5340534-18A2-40FD-9BAE-9D01917F2C5A}">
+  <ds:schemaRefs>
+    <ds:schemaRef ds:uri="http://schemas.microsoft.com/sharepoint/v3/contenttype/forms"/>
+  </ds:schemaRefs>
+</ds:datastoreItem>
+</file>
+
+<file path=customXml/itemProps2.xml><?xml version="1.0" encoding="utf-8"?>
 <ds:datastoreItem xmlns:ds="http://schemas.openxmlformats.org/officeDocument/2006/customXml" ds:itemID="{B1C1553F-DE6A-4078-AB67-13168FF117F0}">
   <ds:schemaRefs>
     <ds:schemaRef ds:uri="http://schemas.microsoft.com/office/2006/metadata/contentType"/>
@@ -1721,14 +2050,6 @@
 </ds:datastoreItem>
 </file>
 
-<file path=customXml/itemProps2.xml><?xml version="1.0" encoding="utf-8"?>
-<ds:datastoreItem xmlns:ds="http://schemas.openxmlformats.org/officeDocument/2006/customXml" ds:itemID="{E5340534-18A2-40FD-9BAE-9D01917F2C5A}">
-  <ds:schemaRefs>
-    <ds:schemaRef ds:uri="http://schemas.microsoft.com/sharepoint/v3/contenttype/forms"/>
-  </ds:schemaRefs>
-</ds:datastoreItem>
-</file>
-
 <file path=customXml/itemProps3.xml><?xml version="1.0" encoding="utf-8"?>
 <ds:datastoreItem xmlns:ds="http://schemas.openxmlformats.org/officeDocument/2006/customXml" ds:itemID="{1285CC3B-549C-41EF-9BB5-6F55F893D293}">
   <ds:schemaRefs>
